--- a/信吾/デロイトトーマツFA/添付ファイル/デロイトエントリー.docx
+++ b/信吾/デロイトトーマツFA/添付ファイル/デロイトエントリー.docx
@@ -45,7 +45,7 @@
         <w:spacing w:after="120" w:line="360"/>
       </w:pPr>
       <w:r>
-        <w:t xml:space="preserve">財務会計と法律の知識を得るため、企業法ゼミに所属しながら公認会計士試験の学習に毎日８時間取り組みました。当初は正答率が20％前後で伸び悩む壁に直面しました。友人や先生の助言を得ながら解答過程を振り返り、原因を分析した結果、知識不足ではなく、処理の意味を理解しないまま解答手順だけを暗記していたことが課題だと判明しました。そこで復習方法を全面的に見直し、「解く手順」を説明できるまで考え抜き、自分の解釈を教科書に書き込んで情報を一元化しました。さらに全問題の正誤を記録し、誤答は翌日、正答は７日後と21日後に復習する復習時期の管理を徹底しました。結果、半年で正答率は60％台後半まで向上し、日商簿記１級にも合格しました。この経験を通じて、課題に誠実に向き合い、粘り強く改善に挑戦し続ける力を身につけました。</w:t>
+        <w:t xml:space="preserve">大学時代に私が最も打ち込んだのは、公認会計士試験の学習です。財務会計と法律の両方の知識を得るため、企業法ゼミに所属しながら、独学で公認会計士試験対策に毎日８時間取り組みました。当初は模試の正答率が20％前後で伸び悩む壁に直面しました。友人や先生の助言を得ながら解答過程を振り返り原因を分析した結果、知識不足ではなく、処理の意味を理解せず解答手順だけを暗記していたことが原因でした。そこで復習方法を見直し、「解く手順」を説明できるまで考え抜いて教科書に自分の解釈を書き込み一元化するとともに、誤答は翌日、正答は７日後・21日後に復習する期日管理を徹底しました。結果、半年で正答率は60％台後半まで向上し、日商簿記１級にも合格しました。この、原因を特定し改善策を粘り強く実行する力は、貴社のM&amp;Aにおける価値評価やクライシスマネジメントにおける課題究明・再生計画立案にも活かせると考えています。</w:t>
       </w:r>
     </w:p>
     <w:p>
@@ -60,7 +60,7 @@
           <w:sz w:val="20"/>
           <w:szCs w:val="20"/>
         </w:rPr>
-        <w:t xml:space="preserve">（352字）</w:t>
+        <w:t xml:space="preserve">（395字）</w:t>
       </w:r>
     </w:p>
     <w:p>

--- a/信吾/デロイトトーマツFA/添付ファイル/デロイトエントリー.docx
+++ b/信吾/デロイトトーマツFA/添付ファイル/デロイトエントリー.docx
@@ -45,7 +45,7 @@
         <w:spacing w:after="120" w:line="360"/>
       </w:pPr>
       <w:r>
-        <w:t xml:space="preserve">大学時代に私が最も打ち込んだのは、公認会計士試験の学習です。財務会計と法律の両方の知識を得るため、企業法ゼミに所属しながら、独学で公認会計士試験対策に毎日８時間取り組みました。当初は模試の正答率が20％前後で伸び悩む壁に直面しました。友人や先生の助言を得ながら解答過程を振り返り原因を分析した結果、知識不足ではなく、処理の意味を理解せず解答手順だけを暗記していたことが原因でした。そこで復習方法を見直し、「解く手順」を説明できるまで考え抜いて教科書に自分の解釈を書き込み一元化するとともに、誤答は翌日、正答は７日後・21日後に復習する期日管理を徹底しました。結果、半年で正答率は60％台後半まで向上し、日商簿記１級にも合格しました。この、原因を特定し改善策を粘り強く実行する力は、貴社のM&amp;Aにおける価値評価やクライシスマネジメントにおける課題究明・再生計画立案にも活かせると考えています。</w:t>
+        <w:t xml:space="preserve">大学時代に私が最も打ち込んだのは、公認会計士試験の学習です。財務会計と法律の両方の知識を得るため、企業法ゼミに所属しながら、独学で公認会計士試験対策に毎日８時間取り組みました。当初は模試の正答率が20％前後で伸び悩む壁に直面しました。友人や先生の助言を得ながら解答過程を振り返り原因を分析した結果、知識不足ではなく、処理の意味を理解せず解答手順だけを暗記していたことが原因でした。そこで復習方法を見直し、「解く手順」を説明できるまで考え抜いて教科書に自分の解釈を書き込み一元化するとともに、誤答は翌日、正答は７日後・21日後に復習する期日管理を徹底しました。結果、半年で正答率は60％台後半まで向上し、日商簿記１級にも合格しました。この、財務面や法律面から原因を究明し改善策を実行する力は、貴社のM&amp;Aやクライシスマネジメントにおける課題究明・対策立案にも活かせると考えています。</w:t>
       </w:r>
     </w:p>
     <w:p>
@@ -60,7 +60,7 @@
           <w:sz w:val="20"/>
           <w:szCs w:val="20"/>
         </w:rPr>
-        <w:t xml:space="preserve">（395字）</w:t>
+        <w:t xml:space="preserve">（390字）</w:t>
       </w:r>
     </w:p>
     <w:p>

--- a/信吾/デロイトトーマツFA/添付ファイル/デロイトエントリー.docx
+++ b/信吾/デロイトトーマツFA/添付ファイル/デロイトエントリー.docx
@@ -45,7 +45,7 @@
         <w:spacing w:after="120" w:line="360"/>
       </w:pPr>
       <w:r>
-        <w:t xml:space="preserve">大学時代に私が最も打ち込んだのは、公認会計士試験の学習です。財務会計と法律の両方の知識を得るため、企業法ゼミに所属しながら、独学で公認会計士試験対策に毎日８時間取り組みました。当初は模試の正答率が20％前後で伸び悩む壁に直面しました。友人や先生の助言を得ながら解答過程を振り返り原因を分析した結果、知識不足ではなく、処理の意味を理解せず解答手順だけを暗記していたことが原因でした。そこで復習方法を見直し、「解く手順」を説明できるまで考え抜いて教科書に自分の解釈を書き込み一元化するとともに、誤答は翌日、正答は７日後・21日後に復習する期日管理を徹底しました。結果、半年で正答率は60％台後半まで向上し、日商簿記１級にも合格しました。この、財務面や法律面から原因を究明し改善策を実行する力は、貴社のM&amp;Aやクライシスマネジメントにおける課題究明・対策立案にも活かせると考えています。</w:t>
+        <w:t xml:space="preserve">大学時代に私が最も打ち込んだのは、公認会計士試験の学習です。財務会計と法律の両方の知識を得るため、企業法ゼミに所属しながら、独学で公認会計士試験対策に毎日８時間取り組みました。当初は模試の正答率が20％前後で伸び悩む壁に直面しました。友人や先生の助言を得ながら解答過程を振り返り原因を分析した結果、知識不足ではなく、処理の意味を理解せず解答手順だけを暗記していたことが原因でした。そこで復習方法を見直し、「解く手順」を説明できるまで考え抜いて教科書に自分の解釈を書き込み一元化するとともに、誤答は翌日、正答は７日後・21日後に復習する期日管理を徹底しました。結果、半年で正答率は60％台後半まで向上し、日商簿記１級にも合格しました。この、財務面や法律面から原因を究明し改善策を実行する力は、貴社のM&amp;Aやクライシスマネジメントにおけるクライアントの課題究明・対策立案にも活かせると考えています。</w:t>
       </w:r>
     </w:p>
     <w:p>
@@ -60,7 +60,7 @@
           <w:sz w:val="20"/>
           <w:szCs w:val="20"/>
         </w:rPr>
-        <w:t xml:space="preserve">（390字）</w:t>
+        <w:t xml:space="preserve">（397字）</w:t>
       </w:r>
     </w:p>
     <w:p>

--- a/信吾/デロイトトーマツFA/添付ファイル/デロイトエントリー.docx
+++ b/信吾/デロイトトーマツFA/添付ファイル/デロイトエントリー.docx
@@ -74,6 +74,14 @@
     </w:p>
     <w:p>
       <w:pPr>
+        <w:spacing w:after="120" w:line="360"/>
+      </w:pPr>
+      <w:r>
+        <w:t xml:space="preserve">私の強みは、目標に向けて対策を立案し、周囲を巻き込みながら着実に実行する力です。個別指導塾の講師として、指導が引き継がれず生徒理解が浅くなる課題に対し「生徒カルテ」を提案しましたが、記入の手間に見合うメリットが講師になく普及しませんでした。そこで講師側のメリットを資料化し、記入項目を選択式にして授業後すぐ書ける分量に改善した結果、3人から3か月で講師15人全員に広がり、校舎の成績上昇率は47％から76％、全国35教室中1位まで高まりました。また、打ち込んだ公認会計士試験の学習は、高校時代の株式投資での気づきが原点です。株価は業績だけでなく法律や政策、世界情勢にも左右されると知り、企業分析に必要な要素を財務会計と法律に分解しました。法律は有識者から学ぶ必要があると考え法学部を、財務会計は独学可能と考え公認会計士試験を選び、実際にその通り両方を実行しています。この力を貴社でも発揮したいです。</w:t>
+      </w:r>
+    </w:p>
+    <w:p>
+      <w:pPr>
         <w:spacing w:after="200"/>
       </w:pPr>
       <w:r>
@@ -84,7 +92,7 @@
           <w:sz w:val="20"/>
           <w:szCs w:val="20"/>
         </w:rPr>
-        <w:t xml:space="preserve">（別途作成予定）</w:t>
+        <w:t xml:space="preserve">（399字）</w:t>
       </w:r>
     </w:p>
     <w:sectPr>

--- a/信吾/デロイトトーマツFA/添付ファイル/デロイトエントリー.docx
+++ b/信吾/デロイトトーマツFA/添付ファイル/デロイトエントリー.docx
@@ -45,7 +45,7 @@
         <w:spacing w:after="120" w:line="360"/>
       </w:pPr>
       <w:r>
-        <w:t xml:space="preserve">大学時代に私が最も打ち込んだのは、公認会計士試験の学習です。財務会計と法律の両方の知識を得るため、企業法ゼミに所属しながら、独学で公認会計士試験対策に毎日８時間取り組みました。当初は模試の正答率が20％前後で伸び悩む壁に直面しました。友人や先生の助言を得ながら解答過程を振り返り原因を分析した結果、知識不足ではなく、処理の意味を理解せず解答手順だけを暗記していたことが原因でした。そこで復習方法を見直し、「解く手順」を説明できるまで考え抜いて教科書に自分の解釈を書き込み一元化するとともに、誤答は翌日、正答は７日後・21日後に復習する期日管理を徹底しました。結果、半年で正答率は60％台後半まで向上し、日商簿記１級にも合格しました。この、財務面や法律面から原因を究明し改善策を実行する力は、貴社のM&amp;Aやクライシスマネジメントにおけるクライアントの課題究明・対策立案にも活かせると考えています。</w:t>
+        <w:t xml:space="preserve">大学時代に私が最も打ち込んだのは、公認会計士試験の学習です。高校時代の株式投資をきっかけに、株価は業績だけでなく法律や政策にも左右されると知り、企業分析には財務会計と法律の両知識が必要だと考えました。法律は有識者から学ぶべきと考え企業法ゼミに所属し、財務会計は独学可能と考え公認会計士試験対策に毎日８時間取り組みました。当初は模試の正答率が20％前後で伸び悩みましたが、友人や先生の助言を得て分析した結果、処理の意味を理解せず解答手順だけを暗記していたことが原因でした。そこで復習方法を見直し、「解く手順」を説明できるまで考え抜いて教科書に書き込み一元化し、誤答は翌日、正答は7日後・21日後に復習する期日管理を徹底しました。結果、半年で正答率は60％台後半まで向上し、日商簿記1級にも合格しました。この経験は、貴社のM&amp;Aやクライシスマネジメントでのクライアント支援でも活かせると考えています。</w:t>
       </w:r>
     </w:p>
     <w:p>
@@ -60,7 +60,7 @@
           <w:sz w:val="20"/>
           <w:szCs w:val="20"/>
         </w:rPr>
-        <w:t xml:space="preserve">（397字）</w:t>
+        <w:t xml:space="preserve">（398字）</w:t>
       </w:r>
     </w:p>
     <w:p>
@@ -77,7 +77,7 @@
         <w:spacing w:after="120" w:line="360"/>
       </w:pPr>
       <w:r>
-        <w:t xml:space="preserve">私の強みは、目標に向けて対策を立案し、周囲を巻き込みながら着実に実行する力です。個別指導塾の講師として、指導が引き継がれず生徒理解が浅くなる課題に対し「生徒カルテ」を提案しましたが、記入の手間に見合うメリットが講師になく普及しませんでした。そこで講師側のメリットを資料化し、記入項目を選択式にして授業後すぐ書ける分量に改善した結果、3人から3か月で講師15人全員に広がり、校舎の成績上昇率は47％から76％、全国35教室中1位まで高まりました。また、打ち込んだ公認会計士試験の学習は、高校時代の株式投資での気づきが原点です。株価は業績だけでなく法律や政策、世界情勢にも左右されると知り、企業分析に必要な要素を財務会計と法律に分解しました。法律は有識者から学ぶ必要があると考え法学部を、財務会計は独学可能と考え公認会計士試験を選び、実際にその通り両方を実行しています。この力を貴社でも発揮したいです。</w:t>
+        <w:t xml:space="preserve">私の強みは、課題を分析し、周囲を巻き込みながら粘り強く実行する力です。個別指導塾の講師として、指導が引き継がれず生徒理解が浅くなる課題に対し「生徒カルテ」を提案しました。しかし、ただでさえ多忙な講師からは「余計な作業が増える」と敬遠され、参加はなかなか広がりませんでした。それでも諦めず、講師一人ひとりに何が負担で何があれば使いたいか意見を聞いて回り、講師側のメリットを資料化するとともに、記入項目を選択式にして授業後すぐ書ける分量に改善しました。その結果、3人から3か月で講師15人全員を巻き込み、校舎の成績上昇率は47％から76％、全国35教室中1位まで高まりました。この粘り強い実行力は、高校時代に立てた「企業分析のプロになりたい」という目標を、法学部進学と公認会計士試験の学習で実行し続けていることからも証明できると考えます。貴社にてクライアントに伴走する場面で貢献できると考えます。</w:t>
       </w:r>
     </w:p>
     <w:p>
@@ -92,7 +92,7 @@
           <w:sz w:val="20"/>
           <w:szCs w:val="20"/>
         </w:rPr>
-        <w:t xml:space="preserve">（399字）</w:t>
+        <w:t xml:space="preserve">（396字）</w:t>
       </w:r>
     </w:p>
     <w:sectPr>
